--- a/docx/Capstone_Project.docx
+++ b/docx/Capstone_Project.docx
@@ -187,7 +187,7 @@
               <w:rPr>
                 <w:sz w:val="18"/>
               </w:rPr>
-              <w:t>IBRAGIMOV ANVAR</w:t>
+              <w:t>SRG Tracker - Student Ranking &amp; GPA Tracker</w:t>
             </w:r>
           </w:p>
         </w:tc>
@@ -280,7 +280,7 @@
               <w:rPr>
                 <w:sz w:val="18"/>
               </w:rPr>
-              <w:t>EDUCATION</w:t>
+              <w:t>Students, instructors, and academic-support teams using an LMS</w:t>
             </w:r>
           </w:p>
         </w:tc>
@@ -328,7 +328,7 @@
               <w:rPr>
                 <w:sz w:val="18"/>
               </w:rPr>
-              <w:t>LMS ACADEMY, UNIVERSITY</w:t>
+              <w:t>A history-aware, advisory ML prototype that estimates final GPA, repeat-required course risk, and learning pace from weekly course history. Individual student ranking is out of scope.</w:t>
             </w:r>
           </w:p>
         </w:tc>
@@ -426,13 +426,12 @@
               <w:rPr>
                 <w:sz w:val="18"/>
               </w:rPr>
-              <w:t>Students, especially freshmen, are underestimating exams, and do not fully understand, when do their effort is not enough to pass, and most of the time, students trying to calculate their GPA, to find out whether they will pass or will enroll the next year</w:t>
+              <w:t>Students and instructors need an early, understandable signal when course progress may require support. Calculating likely GPA and interpreting weekly effort can be difficult before a course ends. The intended users are students, instructors, and academic-support teams; predictions are advisory and must be reviewed by people.</w:t>
             </w:r>
             <w:r>
               <w:rPr>
                 <w:sz w:val="18"/>
               </w:rPr>
-              <w:br/>
             </w:r>
           </w:p>
         </w:tc>
@@ -482,13 +481,12 @@
               <w:rPr>
                 <w:sz w:val="18"/>
               </w:rPr>
-              <w:t xml:space="preserve">The problem for my model is that I did not find the appropriate data. I searched with the help of AI, and the best candidate was Open University </w:t>
+              <w:t>There is no reproducible, privacy-preserving early-warning experiment that converts a student's complete weekly course history into GPA, outcome-risk, and learning-pace signals. The project uses synthetic data because real LMS data was not available. Feature ideas were inspired by OULAD and the exploratory correlation figures in reports/figures/corr-matrix-oulad(1) and (2); no OULAD learner records are included.</w:t>
             </w:r>
             <w:r>
               <w:rPr>
                 <w:sz w:val="18"/>
               </w:rPr>
-              <w:t>Learning Analytics Datase(OULAD), and shortage of time to gather new one. . Unfortunately, it contained to many garbage information inside of it, like Marital Status of students. I built a correlation matrix with the [Pass,Enroll,Dropout] results, and picked features for my own dataset inside of it, reasons of them will be in the reports/figures/corr-matrix-oulad(1) and (2)</w:t>
             </w:r>
           </w:p>
         </w:tc>
@@ -544,23 +542,9 @@
               <w:rPr>
                 <w:sz w:val="18"/>
               </w:rPr>
-              <w:t>Model have to predict based only on available information, and for further calculations will generate approximate data based on studying rate of student for the different courses: ex. Confident studying, rushing over the curricula or having troubles with the topics and need support to avoid enrolling.</w:t>
+              <w:t>Build a reproducible notebook-based beta product. It accepts the complete ordered weekly history available through a submitted cutoff, validates the records, and returns advisory estimates of final GPA, pass/enroll (repeat-required) outcome risk, and learning pace. It must not rank students, grade them, or make automatic academic decisions.</w:t>
             </w:r>
           </w:p>
-          <w:p>
-            <w:pPr>
-              <w:rPr>
-                <w:sz w:val="18"/>
-              </w:rPr>
-            </w:pPr>
-            <w:r>
-              <w:rPr>
-                <w:sz w:val="18"/>
-              </w:rPr>
-              <w:t>Dataset will be generated with the ChatGPT LLM, for the logically generated dataset with the necessary features. In the case when I will be provided with the access to real database of LMS Academies’, I could retrieve the data from it. Dataset will be generated by the AI, but my model will try to predict that logic. Of course, dataset will contain some small outliers as in real ones, to mirror the real-world cases. The dataset will be contained in the “data/” folder in Git Repository. Inside the “logs/ai/database.md” you will find the prompt and the summed result of the ai about database.</w:t>
-            </w:r>
-          </w:p>
-          <w:p/>
         </w:tc>
       </w:tr>
     </w:tbl>
@@ -606,29 +590,18 @@
           </w:tcPr>
           <w:p>
             <w:r>
-              <w:t xml:space="preserve">Model will predict based on the information about student and his/her studying rate of the course, so in small time shards, until the mid-term exams, results will be 45-50% correct in GPA, 55% in studying rate forecasting, and </w:t>
+              <w:t>On the final held-out synthetic test set, the selected GPA model achieved RMSE 0.6661 and R2 0.7749; the selected course-outcome model achieved enroll F1 0.8305 and enroll recall 0.8474; the selected learning-pace model achieved macro-F1 0.7799. These are synthetic-data results, not evidence of performance at a real institution.</w:t>
             </w:r>
-            <w:r>
-              <w:t xml:space="preserve">confidence about course will differ because of </w:t>
-            </w:r>
-            <w:r>
-              <w:t>students</w:t>
-            </w:r>
+            <w:r/>
+            <w:r/>
             <w:r>
               <w:rPr>
                 <w:rFonts w:hint="cs"/>
               </w:rPr>
-              <w:t>’</w:t>
             </w:r>
-            <w:r>
-              <w:t xml:space="preserve"> motivation peaks and their efforts. Near to the final exams, with more real</w:t>
-            </w:r>
-            <w:r>
-              <w:t xml:space="preserve"> (</w:t>
-            </w:r>
-            <w:r>
-              <w:t>not calculated by model) data, scores must increase up to 80-85%.</w:t>
-            </w:r>
+            <w:r/>
+            <w:r/>
+            <w:r/>
           </w:p>
         </w:tc>
       </w:tr>
@@ -743,7 +716,7 @@
           </w:tcPr>
           <w:p>
             <w:r>
-              <w:t>Synthetic educational dataset generated by a deterministic Python script. Feature concepts are inspired by OULAD; no OULAD records or real student data are included.</w:t>
+              <w:t>A deterministic synthetic educational dataset generated by Python with seed 20260730. Feature concepts are inspired by OULAD, but no OULAD records or real student data are included.</w:t>
             </w:r>
           </w:p>
         </w:tc>
@@ -788,20 +761,15 @@
           </w:tcPr>
           <w:p>
             <w:r>
-              <w:t xml:space="preserve">One row will represent, </w:t>
+              <w:t>One weekly record for each student-course attempt, ordered from week 1 to week 14.</w:t>
             </w:r>
-            <w:r>
-              <w:t>students</w:t>
-            </w:r>
+            <w:r/>
             <w:r>
               <w:rPr>
                 <w:rFonts w:hint="cs"/>
               </w:rPr>
-              <w:t>’</w:t>
             </w:r>
-            <w:r>
-              <w:t xml:space="preserve"> efforts in studying. Mean of grades that will be separated by week, number of sessions of course, attendance, student id, course id that he has.</w:t>
-            </w:r>
+            <w:r/>
           </w:p>
         </w:tc>
       </w:tr>
@@ -848,29 +816,24 @@
               <w:rPr>
                 <w:sz w:val="18"/>
               </w:rPr>
-              <w:t xml:space="preserve">GPA, </w:t>
+              <w:t>Three targets: final_gpa (0.00-4.50), course_outcome (pass or enroll/repeat-required), and learning_pace (behind, on_track, ahead).</w:t>
             </w:r>
             <w:r>
               <w:rPr>
                 <w:sz w:val="18"/>
               </w:rPr>
-              <w:t>studying</w:t>
             </w:r>
             <w:r>
               <w:rPr>
                 <w:sz w:val="18"/>
               </w:rPr>
-              <w:t xml:space="preserve"> rate, results of pass/enroll of course</w:t>
             </w:r>
             <w:r>
               <w:rPr>
                 <w:sz w:val="18"/>
               </w:rPr>
-              <w:t>.</w:t>
             </w:r>
-            <w:r>
-              <w:br/>
-            </w:r>
+            <w:r/>
           </w:p>
         </w:tc>
       </w:tr>
@@ -914,7 +877,7 @@
           </w:tcPr>
           <w:p>
             <w:r>
-              <w:t>Weekly student-course data available at prediction time: attendance rate, current average grades, assignment and quiz averages, submission delays, correction count, semester, week, and the midterm score after week 7.</w:t>
+              <w:t>Only history available at prediction time: week number, attendance, LMS activity, assignment and quiz scores, submission behaviour, corrections, and midterm information after week 7. The full ordered history through the cutoff is required.</w:t>
             </w:r>
           </w:p>
         </w:tc>
@@ -959,7 +922,7 @@
           </w:tcPr>
           <w:p>
             <w:r>
-              <w:t>The dataset is synthetic and may not represent real student behaviour, especially during early weeks. Its generation rules and expected distributions are documented for auditability.</w:t>
+              <w:t>The dataset is synthetic and may not represent real student behaviour or a real curriculum. Generation rules, distributions, and quality checks are documented for auditability.</w:t>
             </w:r>
           </w:p>
         </w:tc>
@@ -1004,7 +967,7 @@
           </w:tcPr>
           <w:p>
             <w:r>
-              <w:t>The final exam score, final course score, and course outcome are targets only and are never model inputs. Students are disjoint across train, validation, and test splits.</w:t>
+              <w:t>Future outcomes, final GPA, final course outcome, and final_exam_score_audit_only are never model inputs. Students are disjoint across train, validation, and final-test splits.</w:t>
             </w:r>
           </w:p>
         </w:tc>
@@ -1049,7 +1012,7 @@
           </w:tcPr>
           <w:p>
             <w:r>
-              <w:t>The data is synthetic and contains no personal or demographic data. It must not be used for real academic decisions. The repository documents the generation rules, assumptions, and limitations.</w:t>
+              <w:t>The dataset contains no real personal data. Predictions are advisory only and must not be used for ranking, grading, enrolment, discipline, or automated intervention. Any real-data use needs consent, privacy review, fairness assessment, and human oversight.</w:t>
             </w:r>
           </w:p>
         </w:tc>
@@ -1165,7 +1128,7 @@
           </w:tcPr>
           <w:p>
             <w:r>
-              <w:t>Three supervised tasks using weekly course snapshots: regression for final_course_score (0-100), binary classification for course_outcome (pass or enroll/repeat), and multiclass classification for learning_pace (behind, on_track, ahead).</w:t>
+              <w:t>Three supervised tasks: regression for final_gpa (0.00-4.50), binary classification for course_outcome (pass or enroll/repeat-required), and multiclass classification for learning_pace (behind, on_track, ahead).</w:t>
             </w:r>
           </w:p>
         </w:tc>
@@ -1210,7 +1173,7 @@
           </w:tcPr>
           <w:p>
             <w:r>
-              <w:t>DummyRegressor and Ridge Regression for final_course_score; DummyClassifier and Logistic Regression for course_outcome and learning_pace.</w:t>
+              <w:t>Frozen V1 latest-snapshot model as a reference; Dummy, linear, HistGradientBoosting, XGBoost, CatBoost, MLP, and masked raw-sequence GRU baselines where applicable.</w:t>
             </w:r>
           </w:p>
         </w:tc>
@@ -1255,7 +1218,7 @@
           </w:tcPr>
           <w:p>
             <w:r>
-              <w:t>Final score: Ridge Regression, Random Forest Regressor, Gradient Boosting Regressor. Course outcome: Logistic Regression, Random Forest Classifier, Gradient Boosting Classifier. Learning pace: Logistic Regression, Random Forest Classifier, Gradient Boosting Classifier.</w:t>
+              <w:t>Validation comparison of aggregate-history and raw-sequence approaches. Selected models: CatBoost for final GPA, shared GRU outcome head for course outcome, and XGBoost for learning pace.</w:t>
             </w:r>
           </w:p>
         </w:tc>
@@ -1300,7 +1263,7 @@
           </w:tcPr>
           <w:p>
             <w:r>
-              <w:t>Student-disjoint split: 300 students for training, 100 for validation, and 50 for held-out test. Every student has two semesters, five courses, and fourteen weekly snapshots. The test split remains untouched until final evaluation.</w:t>
+              <w:t>Student-disjoint split: 300 train, 100 validation, and 50 held-out test students; 3,000, 1,000, and 500 course attempts respectively. Every attempt contains fourteen weekly records. Test data remains untouched until selection is frozen.</w:t>
             </w:r>
           </w:p>
         </w:tc>
@@ -1346,7 +1309,7 @@
           </w:tcPr>
           <w:p>
             <w:r>
-              <w:t>Final course score: MAE, RMSE, and R2 because it is a continuous 0-100 target. Course outcome: recall for detecting students at risk of repeat enrollment, F1 for precision-recall balance, and ROC-AUC when probabilities are available. Learning pace: macro F1 and balanced accuracy because three classes may be imbalanced. Cross-validation is used during training only; it is not an evaluation metric.</w:t>
+              <w:t>Selection metrics: GPA RMSE, enroll F1 for course outcome, and macro-F1 for learning pace. Final reporting also includes GPA MAE/R2, outcome recall/ROC-AUC, and pace balanced accuracy. Rankings store training time, median inference time, serialized model size, and neural parameter count.</w:t>
             </w:r>
           </w:p>
         </w:tc>
@@ -1391,7 +1354,7 @@
           </w:tcPr>
           <w:p>
             <w:r>
-              <w:t>A student/course weekly snapshot: course ID, semester, week, attendance rate, current average grades, assignment and quiz averages, submission delays, corrections, and midterm score after it becomes available.</w:t>
+              <w:t>Complete ordered weekly history through the latest known cutoff, with validated fields. The pipeline builds aggregate-history features and a masked raw sequence; it rejects future outcomes and unavailable final-exam data.</w:t>
             </w:r>
           </w:p>
         </w:tc>
@@ -1436,7 +1399,7 @@
           </w:tcPr>
           <w:p>
             <w:r>
-              <w:t>Predicted final course score, pass/enroll risk, and learning pace. The first version does not recommend friends; it can display a general study-support message based on the prediction.</w:t>
+              <w:t>Predicted final GPA, pass/enroll risk with probability, and learning pace. Outputs are advisory signals for human review, not rankings or decisions.</w:t>
             </w:r>
           </w:p>
         </w:tc>
@@ -1481,7 +1444,7 @@
           </w:tcPr>
           <w:p>
             <w:r>
-              <w:t>Synthetic data may not represent real student behaviour, especially in early weeks. Predictions are advisory only. Final-exam data is excluded from features to prevent leakage, and any real deployment would require privacy review and human oversight.</w:t>
+              <w:t>Synthetic results may not transfer to real learners. Leakage prevention, input validation, student-disjoint splits, documentation, privacy review, fairness assessment, uncertainty communication, and human oversight are required before any real-data use.</w:t>
             </w:r>
           </w:p>
         </w:tc>
@@ -1528,15 +1491,17 @@
           </w:tcPr>
           <w:p>
             <w:r>
-              <w:t>1. Accept a weekly student-course snapshot with validated numeric ranges and required fields.</w:t>
+              <w:t>1. Accept and validate a complete ordered weekly student-course history through a cutoff.</w:t>
               <w:br/>
-              <w:t>2. Predict a final course score from 0 to 100 before the final exam.</w:t>
+              <w:t>2. Predict final GPA from 0.00 to 4.50 without final-course outcomes.</w:t>
               <w:br/>
-              <w:t>3. Classify the course outcome as pass or enroll (repeat the course), using the 65-point threshold.</w:t>
+              <w:t>3. Classify course outcome as pass or enroll (repeat-required).</w:t>
               <w:br/>
               <w:t>4. Classify learning pace as behind, on_track, or ahead.</w:t>
               <w:br/>
-              <w:t>5. Return an understandable advisory message and handle missing or invalid inputs safely.</w:t>
+              <w:t>5. Return clear advisory results, probability where available, and safe validation errors.</w:t>
+              <w:br/>
+              <w:t>6. Prevent future-data leakage and state that individual ranking is out of scope.</w:t>
             </w:r>
           </w:p>
         </w:tc>
@@ -1665,15 +1630,17 @@
           </w:tcPr>
           <w:p>
             <w:r>
-              <w:t>- A reproducible generator creates train, validation, and test CSV files with student-disjoint splits.</w:t>
+              <w:t>- A reproducible generator creates student-disjoint train, validation, and test data.</w:t>
               <w:br/>
-              <w:t>- The final pipeline accepts raw weekly input and returns all three predictions.</w:t>
+              <w:t>- The pipeline validates complete weekly histories and returns all three advisory predictions.</w:t>
               <w:br/>
-              <w:t>- At least two meaningful approaches are compared for each task against a baseline.</w:t>
+              <w:t>- Multiple aggregate and sequence approaches, including GRU, are compared with baselines.</w:t>
               <w:br/>
-              <w:t>- Final metrics are reported once on the held-out test set, with error analysis by semester week.</w:t>
+              <w:t>- Validation rankings preserve metrics, model size, training time, and inference time.</w:t>
               <w:br/>
-              <w:t>- A clean Colab-compatible demo runs from the repository instructions.</w:t>
+              <w:t>- Final test metrics are reported only after model selection is frozen.</w:t>
+              <w:br/>
+              <w:t>- Colab-compatible notebooks and a widget-based beta demo can be run from repository instructions.</w:t>
             </w:r>
           </w:p>
         </w:tc>
@@ -1772,7 +1739,7 @@
           </w:tcPr>
           <w:p>
             <w:r>
-              <w:t>Weekly prediction of final course score, pass/enroll outcome, and learning pace for one student-course record.</w:t>
+              <w:t>Advisory GPA, course-outcome, and learning-pace predictions from one student's complete weekly course history.</w:t>
             </w:r>
           </w:p>
         </w:tc>
@@ -1789,7 +1756,7 @@
           </w:tcPr>
           <w:p>
             <w:r>
-              <w:t>Use for real grading, enrolment decisions, disciplinary action, or automated student ranking.</w:t>
+              <w:t>Individual student ranking, grading, admissions, enrolment, discipline, or any automated academic decision.</w:t>
             </w:r>
           </w:p>
         </w:tc>
@@ -1811,7 +1778,7 @@
           </w:tcPr>
           <w:p>
             <w:r>
-              <w:t>Synthetic-data generation, EDA, preprocessing, model comparison, evaluation, and a reproducible notebook demo.</w:t>
+              <w:t>Synthetic-data generation, EDA, leakage checks, model comparison, final evaluation, saved models, and notebook demos.</w:t>
             </w:r>
           </w:p>
         </w:tc>
@@ -1828,7 +1795,7 @@
           </w:tcPr>
           <w:p>
             <w:r>
-              <w:t>Collection of real LMS data, deployment to a production LMS, authentication, and persistent user accounts.</w:t>
+              <w:t>Real LMS data collection, production deployment, authentication, persistent accounts, or an application/API.</w:t>
             </w:r>
           </w:p>
         </w:tc>
@@ -1850,7 +1817,7 @@
           </w:tcPr>
           <w:p>
             <w:r>
-              <w:t>Input validation, saved model artifacts, documented limitations, and human-review guidance.</w:t>
+              <w:t>Input validation, documented limitations, human-review guidance, and an ipywidgets beta product.</w:t>
             </w:r>
           </w:p>
         </w:tc>
@@ -1867,7 +1834,7 @@
           </w:tcPr>
           <w:p>
             <w:r>
-              <w:t>Friend matching, personalised content recommendation, causal claims, and demographic fairness claims.</w:t>
+              <w:t>Causal claims, real-world fairness claims, personalised prescriptions, and the React frontend planned for V3.0.</w:t>
             </w:r>
           </w:p>
         </w:tc>
@@ -1915,13 +1882,13 @@
           </w:tcPr>
           <w:p>
             <w:r>
-              <w:t>1. Which weekly features remain reliably available from an LMS before each prediction date?</w:t>
+              <w:t>1. Which weekly LMS fields are reliably available before each prediction cutoff?</w:t>
               <w:br/>
-              <w:t>2. How should learning_pace thresholds be calibrated if real historical data becomes available?</w:t>
+              <w:t>2. How should GPA, pace, and at-risk thresholds be calibrated with approved real historical data?</w:t>
               <w:br/>
-              <w:t>3. Does the 65-point pass threshold apply consistently to every course in the intended institution?</w:t>
+              <w:t>3. What consent, access-control, retention, and human-review process is required before any real-data pilot?</w:t>
               <w:br/>
-              <w:t>4. What human-review workflow is required before a student receives an at-risk warning?</w:t>
+              <w:t>4. Which subgroup and calibration checks are needed before educators see outcome-risk probabilities?</w:t>
             </w:r>
           </w:p>
         </w:tc>
@@ -1947,11 +1914,7 @@
     </w:p>
     <w:p>
       <w:r>
-        <w:t>• Add a transparent study-material recommendation module.</w:t>
-        <w:br/>
-        <w:t>• Evaluate a time-series model when real longitudinal data becomes available.</w:t>
-        <w:br/>
-        <w:t>• Build an approved LMS or Streamlit interface after the notebook demo is complete.</w:t>
+        <w:t>Optional V3.0 direction: build a React-based interactive interface after the notebook beta is validated; then assess real-data calibration, privacy, and fairness with institutional approval.</w:t>
       </w:r>
       <w:r/>
       <w:r/>
